--- a/pr-preview/pr-314/index-tracked-changes.docx
+++ b/pr-preview/pr-314/index-tracked-changes.docx
@@ -16,7 +16,7 @@
       </w:pPr>
       <w:del w:id="1" w:author="PR Preview" w:date="2026-01-01T00:00:00Z">
         <w:r>
-          <w:delText xml:space="preserve">Last modified: 2026-10-15 13:39:21 (PDT)</w:delText>
+          <w:delText xml:space="preserve">Last modified: 2026-10-15 16:26:25 (PDT)</w:delText>
         </w:r>
       </w:del>
     </w:p>
@@ -26,11 +26,11 @@
       </w:pPr>
       <w:ins w:id="2" w:author="PR Preview" w:date="2026-01-01T00:00:00Z">
         <w:r>
-          <w:t xml:space="preserve">Last modified: 2026-10-15 13:35:37 (PDT)</w:t>
-        </w:r>
-      </w:ins>
-    </w:p>
-    <w:bookmarkStart w:id="23" w:name="welcome"/>
+          <w:t xml:space="preserve">Last modified: 2026-10-15 17:50:35 (PDT)</w:t>
+        </w:r>
+      </w:ins>
+    </w:p>
+    <w:bookmarkStart w:id="24" w:name="welcome"/>
     <w:p>
       <w:pPr>
         <w:pStyle w:val="Heading2"/>
@@ -185,7 +185,7 @@
       </w:ins>
       <w:ins w:id="12" w:author="PR Preview" w:date="2026-01-01T00:00:00Z">
         <w:r>
-          <w:t xml:space="preserve">common symbols, natural numbers,</w:t>
+          <w:t xml:space="preserve">common symbols</w:t>
         </w:r>
       </w:ins>
       <w:ins w:id="13" w:author="PR Preview" w:date="2026-01-01T00:00:00Z">
@@ -208,40 +208,40 @@
         </w:numPr>
       </w:pPr>
       <w:hyperlink r:id="rId10">
-        <w:r>
-          <w:rPr>
-            <w:rStyle w:val="Hyperlink"/>
-          </w:rPr>
-          <w:t xml:space="preserve">Sets and Functions</w:t>
-        </w:r>
+        <w:ins w:id="15" w:author="PR Preview" w:date="2026-01-01T00:00:00Z">
+          <w:r>
+            <w:rPr>
+              <w:rStyle w:val="Hyperlink"/>
+            </w:rPr>
+            <w:t xml:space="preserve">Number Systems</w:t>
+          </w:r>
+        </w:ins>
       </w:hyperlink>
-      <w:r>
-        <w:t xml:space="preserve">:</w:t>
-      </w:r>
-      <w:r>
-        <w:t xml:space="preserve"> </w:t>
-      </w:r>
-      <w:r>
-        <w:t xml:space="preserve">sets, subsets and supersets, the empty set,</w:t>
-      </w:r>
-      <w:r>
-        <w:t xml:space="preserve"> </w:t>
-      </w:r>
-      <w:r>
-        <w:t xml:space="preserve">unions, intersections, and set differences, countable sets,</w:t>
-      </w:r>
-      <w:r>
-        <w:t xml:space="preserve"> </w:t>
-      </w:r>
-      <w:r>
-        <w:t xml:space="preserve">functions with their domains, codomains, and images,</w:t>
-      </w:r>
-      <w:r>
-        <w:t xml:space="preserve"> </w:t>
-      </w:r>
-      <w:r>
-        <w:t xml:space="preserve">and the extended non-negative real numbers</w:t>
-      </w:r>
+      <w:ins w:id="16" w:author="PR Preview" w:date="2026-01-01T00:00:00Z">
+        <w:r>
+          <w:t xml:space="preserve">:</w:t>
+        </w:r>
+      </w:ins>
+      <w:ins w:id="17" w:author="PR Preview" w:date="2026-01-01T00:00:00Z">
+        <w:r>
+          <w:t xml:space="preserve"> </w:t>
+        </w:r>
+      </w:ins>
+      <w:ins w:id="18" w:author="PR Preview" w:date="2026-01-01T00:00:00Z">
+        <w:r>
+          <w:t xml:space="preserve">the integers, natural numbers, even and odd numbers,</w:t>
+        </w:r>
+      </w:ins>
+      <w:ins w:id="19" w:author="PR Preview" w:date="2026-01-01T00:00:00Z">
+        <w:r>
+          <w:t xml:space="preserve"> </w:t>
+        </w:r>
+      </w:ins>
+      <w:ins w:id="20" w:author="PR Preview" w:date="2026-01-01T00:00:00Z">
+        <w:r>
+          <w:t xml:space="preserve">and the rational, real, and irrational numbers</w:t>
+        </w:r>
+      </w:ins>
     </w:p>
     <w:p>
       <w:pPr>
@@ -252,7 +252,51 @@
         </w:numPr>
       </w:pPr>
       <w:hyperlink r:id="rId11">
-        <w:del w:id="15" w:author="PR Preview" w:date="2026-01-01T00:00:00Z">
+        <w:r>
+          <w:rPr>
+            <w:rStyle w:val="Hyperlink"/>
+          </w:rPr>
+          <w:t xml:space="preserve">Sets and Functions</w:t>
+        </w:r>
+      </w:hyperlink>
+      <w:r>
+        <w:t xml:space="preserve">:</w:t>
+      </w:r>
+      <w:r>
+        <w:t xml:space="preserve"> </w:t>
+      </w:r>
+      <w:r>
+        <w:t xml:space="preserve">sets, subsets and supersets, the empty set,</w:t>
+      </w:r>
+      <w:r>
+        <w:t xml:space="preserve"> </w:t>
+      </w:r>
+      <w:r>
+        <w:t xml:space="preserve">unions, intersections, and set differences, countable sets,</w:t>
+      </w:r>
+      <w:r>
+        <w:t xml:space="preserve"> </w:t>
+      </w:r>
+      <w:r>
+        <w:t xml:space="preserve">functions with their domains, codomains, and images,</w:t>
+      </w:r>
+      <w:r>
+        <w:t xml:space="preserve"> </w:t>
+      </w:r>
+      <w:r>
+        <w:t xml:space="preserve">and the extended non-negative real numbers</w:t>
+      </w:r>
+    </w:p>
+    <w:p>
+      <w:pPr>
+        <w:pStyle w:val="Compact"/>
+        <w:numPr>
+          <w:ilvl w:val="0"/>
+          <w:numId w:val="1001"/>
+        </w:numPr>
+      </w:pPr>
+      <w:hyperlink r:id="rId12">
+        <w:del w:id="21" w:author="PR Preview" w:date="2026-01-01T00:00:00Z">
           <w:r>
             <w:rPr>
               <w:rStyle w:val="Hyperlink"/>
@@ -261,28 +305,28 @@
           </w:r>
         </w:del>
       </w:hyperlink>
-      <w:del w:id="16" w:author="PR Preview" w:date="2026-01-01T00:00:00Z">
+      <w:del w:id="22" w:author="PR Preview" w:date="2026-01-01T00:00:00Z">
         <w:r>
           <w:delText xml:space="preserve">:</w:delText>
         </w:r>
       </w:del>
-      <w:del w:id="17" w:author="PR Preview" w:date="2026-01-01T00:00:00Z">
+      <w:del w:id="23" w:author="PR Preview" w:date="2026-01-01T00:00:00Z">
         <w:r>
           <w:delText xml:space="preserve"> </w:delText>
         </w:r>
       </w:del>
-      <w:del w:id="18" w:author="PR Preview" w:date="2026-01-01T00:00:00Z">
+      <w:del w:id="24" w:author="PR Preview" w:date="2026-01-01T00:00:00Z">
         <w:r>
           <w:delText xml:space="preserve">equalities and</w:delText>
         </w:r>
       </w:del>
-      <w:del w:id="19" w:author="PR Preview" w:date="2026-01-01T00:00:00Z">
+      <w:del w:id="25" w:author="PR Preview" w:date="2026-01-01T00:00:00Z">
         <w:r>
           <w:delText xml:space="preserve"> </w:delText>
         </w:r>
       </w:del>
-      <w:hyperlink r:id="rId12">
-        <w:del w:id="20" w:author="PR Preview" w:date="2026-01-01T00:00:00Z">
+      <w:hyperlink r:id="rId13">
+        <w:del w:id="26" w:author="PR Preview" w:date="2026-01-01T00:00:00Z">
           <w:r>
             <w:rPr>
               <w:rStyle w:val="Hyperlink"/>
@@ -291,17 +335,17 @@
           </w:r>
         </w:del>
       </w:hyperlink>
-      <w:del w:id="21" w:author="PR Preview" w:date="2026-01-01T00:00:00Z">
+      <w:del w:id="27" w:author="PR Preview" w:date="2026-01-01T00:00:00Z">
         <w:r>
           <w:delText xml:space="preserve">, infimum and supremum,</w:delText>
         </w:r>
       </w:del>
-      <w:del w:id="22" w:author="PR Preview" w:date="2026-01-01T00:00:00Z">
+      <w:del w:id="28" w:author="PR Preview" w:date="2026-01-01T00:00:00Z">
         <w:r>
           <w:delText xml:space="preserve"> </w:delText>
         </w:r>
       </w:del>
-      <w:del w:id="23" w:author="PR Preview" w:date="2026-01-01T00:00:00Z">
+      <w:del w:id="29" w:author="PR Preview" w:date="2026-01-01T00:00:00Z">
         <w:r>
           <w:delText xml:space="preserve">sums, products, quotients, exponentials and logarithms</w:delText>
         </w:r>
@@ -315,8 +359,8 @@
           <w:numId w:val="1001"/>
         </w:numPr>
       </w:pPr>
-      <w:hyperlink r:id="rId11">
-        <w:ins w:id="24" w:author="PR Preview" w:date="2026-01-01T00:00:00Z">
+      <w:hyperlink r:id="rId12">
+        <w:ins w:id="30" w:author="PR Preview" w:date="2026-01-01T00:00:00Z">
           <w:r>
             <w:rPr>
               <w:rStyle w:val="Hyperlink"/>
@@ -325,28 +369,28 @@
           </w:r>
         </w:ins>
       </w:hyperlink>
-      <w:ins w:id="25" w:author="PR Preview" w:date="2026-01-01T00:00:00Z">
+      <w:ins w:id="31" w:author="PR Preview" w:date="2026-01-01T00:00:00Z">
         <w:r>
           <w:t xml:space="preserve">:</w:t>
         </w:r>
       </w:ins>
-      <w:ins w:id="26" w:author="PR Preview" w:date="2026-01-01T00:00:00Z">
+      <w:ins w:id="32" w:author="PR Preview" w:date="2026-01-01T00:00:00Z">
         <w:r>
           <w:t xml:space="preserve"> </w:t>
         </w:r>
       </w:ins>
-      <w:ins w:id="27" w:author="PR Preview" w:date="2026-01-01T00:00:00Z">
+      <w:ins w:id="33" w:author="PR Preview" w:date="2026-01-01T00:00:00Z">
         <w:r>
           <w:t xml:space="preserve">equalities and</w:t>
         </w:r>
       </w:ins>
-      <w:ins w:id="28" w:author="PR Preview" w:date="2026-01-01T00:00:00Z">
+      <w:ins w:id="34" w:author="PR Preview" w:date="2026-01-01T00:00:00Z">
         <w:r>
           <w:t xml:space="preserve"> </w:t>
         </w:r>
       </w:ins>
-      <w:hyperlink r:id="rId12">
-        <w:ins w:id="29" w:author="PR Preview" w:date="2026-01-01T00:00:00Z">
+      <w:hyperlink r:id="rId13">
+        <w:ins w:id="35" w:author="PR Preview" w:date="2026-01-01T00:00:00Z">
           <w:r>
             <w:rPr>
               <w:rStyle w:val="Hyperlink"/>
@@ -355,17 +399,17 @@
           </w:r>
         </w:ins>
       </w:hyperlink>
-      <w:ins w:id="30" w:author="PR Preview" w:date="2026-01-01T00:00:00Z">
+      <w:ins w:id="36" w:author="PR Preview" w:date="2026-01-01T00:00:00Z">
         <w:r>
           <w:t xml:space="preserve">, infimum and supremum,</w:t>
         </w:r>
       </w:ins>
-      <w:ins w:id="31" w:author="PR Preview" w:date="2026-01-01T00:00:00Z">
+      <w:ins w:id="37" w:author="PR Preview" w:date="2026-01-01T00:00:00Z">
         <w:r>
           <w:t xml:space="preserve"> </w:t>
         </w:r>
       </w:ins>
-      <w:ins w:id="32" w:author="PR Preview" w:date="2026-01-01T00:00:00Z">
+      <w:ins w:id="38" w:author="PR Preview" w:date="2026-01-01T00:00:00Z">
         <w:r>
           <w:t xml:space="preserve">percent, sums, products, quotients, exponentials and logarithms</w:t>
         </w:r>
@@ -379,7 +423,7 @@
           <w:numId w:val="1001"/>
         </w:numPr>
       </w:pPr>
-      <w:hyperlink r:id="rId13">
+      <w:hyperlink r:id="rId14">
         <w:r>
           <w:rPr>
             <w:rStyle w:val="Hyperlink"/>
@@ -416,7 +460,7 @@
           <w:numId w:val="1001"/>
         </w:numPr>
       </w:pPr>
-      <w:hyperlink r:id="rId14">
+      <w:hyperlink r:id="rId15">
         <w:r>
           <w:rPr>
             <w:rStyle w:val="Hyperlink"/>
@@ -442,7 +486,7 @@
       <w:r>
         <w:t xml:space="preserve"> </w:t>
       </w:r>
-      <w:hyperlink r:id="rId15">
+      <w:hyperlink r:id="rId16">
         <w:r>
           <w:rPr>
             <w:rStyle w:val="Hyperlink"/>
@@ -456,7 +500,7 @@
       <w:r>
         <w:t xml:space="preserve"> </w:t>
       </w:r>
-      <w:hyperlink r:id="rId16">
+      <w:hyperlink r:id="rId17">
         <w:r>
           <w:rPr>
             <w:rStyle w:val="Hyperlink"/>
@@ -476,7 +520,7 @@
       <w:r>
         <w:t xml:space="preserve"> </w:t>
       </w:r>
-      <w:hyperlink r:id="rId17">
+      <w:hyperlink r:id="rId18">
         <w:r>
           <w:rPr>
             <w:rStyle w:val="Hyperlink"/>
@@ -505,7 +549,7 @@
           <w:numId w:val="1001"/>
         </w:numPr>
       </w:pPr>
-      <w:hyperlink r:id="rId18">
+      <w:hyperlink r:id="rId19">
         <w:r>
           <w:rPr>
             <w:rStyle w:val="Hyperlink"/>
@@ -543,7 +587,7 @@
           <w:numId w:val="1001"/>
         </w:numPr>
       </w:pPr>
-      <w:hyperlink r:id="rId19">
+      <w:hyperlink r:id="rId20">
         <w:r>
           <w:rPr>
             <w:rStyle w:val="Hyperlink"/>
@@ -575,7 +619,7 @@
           <w:numId w:val="1001"/>
         </w:numPr>
       </w:pPr>
-      <w:hyperlink r:id="rId20">
+      <w:hyperlink r:id="rId21">
         <w:r>
           <w:rPr>
             <w:rStyle w:val="Hyperlink"/>
@@ -607,7 +651,7 @@
           <w:numId w:val="1001"/>
         </w:numPr>
       </w:pPr>
-      <w:hyperlink r:id="rId21">
+      <w:hyperlink r:id="rId22">
         <w:r>
           <w:rPr>
             <w:rStyle w:val="Hyperlink"/>
@@ -627,7 +671,7 @@
       <w:r>
         <w:t xml:space="preserve"> </w:t>
       </w:r>
-      <w:hyperlink r:id="rId22">
+      <w:hyperlink r:id="rId23">
         <w:r>
           <w:rPr>
             <w:rStyle w:val="Hyperlink"/>
@@ -636,8 +680,8 @@
         </w:r>
       </w:hyperlink>
     </w:p>
-    <w:bookmarkEnd w:id="23"/>
-    <w:bookmarkStart w:id="33" w:name="further-reading"/>
+    <w:bookmarkEnd w:id="24"/>
+    <w:bookmarkStart w:id="34" w:name="further-reading"/>
     <w:p>
       <w:pPr>
         <w:pStyle w:val="Heading2"/>
@@ -661,7 +705,7 @@
           <w:numId w:val="1002"/>
         </w:numPr>
       </w:pPr>
-      <w:hyperlink r:id="rId24">
+      <w:hyperlink r:id="rId25">
         <w:r>
           <w:rPr>
             <w:rStyle w:val="Hyperlink"/>
@@ -737,7 +781,7 @@
           <w:numId w:val="1002"/>
         </w:numPr>
       </w:pPr>
-      <w:hyperlink r:id="rId25">
+      <w:hyperlink r:id="rId26">
         <w:r>
           <w:rPr>
             <w:rStyle w:val="Hyperlink"/>
@@ -766,7 +810,7 @@
       <w:r>
         <w:t xml:space="preserve"> </w:t>
       </w:r>
-      <w:hyperlink r:id="rId26">
+      <w:hyperlink r:id="rId27">
         <w:r>
           <w:rPr>
             <w:rStyle w:val="Hyperlink"/>
@@ -792,7 +836,7 @@
       <w:r>
         <w:t xml:space="preserve"> </w:t>
       </w:r>
-      <w:hyperlink r:id="rId27">
+      <w:hyperlink r:id="rId28">
         <w:r>
           <w:rPr>
             <w:rStyle w:val="Hyperlink"/>
@@ -827,7 +871,7 @@
       <w:r>
         <w:t xml:space="preserve"> </w:t>
       </w:r>
-      <w:hyperlink r:id="rId18">
+      <w:hyperlink r:id="rId19">
         <w:r>
           <w:rPr>
             <w:rStyle w:val="Hyperlink"/>
@@ -844,7 +888,7 @@
       <w:r>
         <w:t xml:space="preserve"> </w:t>
       </w:r>
-      <w:hyperlink r:id="rId19">
+      <w:hyperlink r:id="rId20">
         <w:r>
           <w:rPr>
             <w:rStyle w:val="Hyperlink"/>
@@ -866,7 +910,7 @@
           <w:numId w:val="1002"/>
         </w:numPr>
       </w:pPr>
-      <w:hyperlink r:id="rId28">
+      <w:hyperlink r:id="rId29">
         <w:r>
           <w:rPr>
             <w:rStyle w:val="Hyperlink"/>
@@ -901,7 +945,7 @@
       <w:r>
         <w:t xml:space="preserve"> </w:t>
       </w:r>
-      <w:hyperlink r:id="rId14">
+      <w:hyperlink r:id="rId15">
         <w:r>
           <w:rPr>
             <w:rStyle w:val="Hyperlink"/>
@@ -918,7 +962,7 @@
       <w:r>
         <w:t xml:space="preserve"> </w:t>
       </w:r>
-      <w:hyperlink r:id="rId19">
+      <w:hyperlink r:id="rId20">
         <w:r>
           <w:rPr>
             <w:rStyle w:val="Hyperlink"/>
@@ -946,7 +990,7 @@
           <w:numId w:val="1002"/>
         </w:numPr>
       </w:pPr>
-      <w:hyperlink r:id="rId29">
+      <w:hyperlink r:id="rId30">
         <w:r>
           <w:rPr>
             <w:rStyle w:val="Hyperlink"/>
@@ -975,7 +1019,7 @@
           <w:numId w:val="1003"/>
         </w:numPr>
       </w:pPr>
-      <w:hyperlink r:id="rId30">
+      <w:hyperlink r:id="rId31">
         <w:r>
           <w:rPr>
             <w:rStyle w:val="Hyperlink"/>
@@ -992,7 +1036,7 @@
       <w:r>
         <w:t xml:space="preserve"> </w:t>
       </w:r>
-      <w:hyperlink r:id="rId18">
+      <w:hyperlink r:id="rId19">
         <w:r>
           <w:rPr>
             <w:rStyle w:val="Hyperlink"/>
@@ -1015,7 +1059,7 @@
           <w:numId w:val="1003"/>
         </w:numPr>
       </w:pPr>
-      <w:hyperlink r:id="rId31">
+      <w:hyperlink r:id="rId32">
         <w:r>
           <w:rPr>
             <w:rStyle w:val="Hyperlink"/>
@@ -1032,7 +1076,7 @@
       <w:r>
         <w:t xml:space="preserve"> </w:t>
       </w:r>
-      <w:hyperlink r:id="rId14">
+      <w:hyperlink r:id="rId15">
         <w:r>
           <w:rPr>
             <w:rStyle w:val="Hyperlink"/>
@@ -1055,7 +1099,7 @@
           <w:numId w:val="1003"/>
         </w:numPr>
       </w:pPr>
-      <w:hyperlink r:id="rId32">
+      <w:hyperlink r:id="rId33">
         <w:r>
           <w:rPr>
             <w:rStyle w:val="Hyperlink"/>
@@ -1072,7 +1116,7 @@
       <w:r>
         <w:t xml:space="preserve"> </w:t>
       </w:r>
-      <w:hyperlink r:id="rId19">
+      <w:hyperlink r:id="rId20">
         <w:r>
           <w:rPr>
             <w:rStyle w:val="Hyperlink"/>
@@ -1089,7 +1133,7 @@
       <w:r>
         <w:t xml:space="preserve"> </w:t>
       </w:r>
-      <w:hyperlink r:id="rId20">
+      <w:hyperlink r:id="rId21">
         <w:r>
           <w:rPr>
             <w:rStyle w:val="Hyperlink"/>
@@ -1104,8 +1148,8 @@
         <w:t xml:space="preserve">pages.</w:t>
       </w:r>
     </w:p>
-    <w:bookmarkEnd w:id="33"/>
-    <w:bookmarkStart w:id="34" w:name="using-these-notes-in-another-site"/>
+    <w:bookmarkEnd w:id="34"/>
+    <w:bookmarkStart w:id="35" w:name="using-these-notes-in-another-site"/>
     <w:p>
       <w:pPr>
         <w:pStyle w:val="Heading2"/>
@@ -1299,6 +1343,38 @@
                 <w:rPr>
                   <w:rStyle w:val="Hyperlink"/>
                 </w:rPr>
+                <w:t xml:space="preserve">Number Systems</w:t>
+              </w:r>
+            </w:hyperlink>
+          </w:p>
+        </w:tc>
+        <w:tc>
+          <w:tcPr/>
+          <w:p>
+            <w:pPr>
+              <w:pStyle w:val="Compact"/>
+            </w:pPr>
+            <w:r>
+              <w:rPr>
+                <w:rStyle w:val="VerbatimChar"/>
+              </w:rPr>
+              <w:t xml:space="preserve">mds/_number-systems.qmd</w:t>
+            </w:r>
+          </w:p>
+        </w:tc>
+      </w:tr>
+      <w:tr>
+        <w:tc>
+          <w:tcPr/>
+          <w:p>
+            <w:pPr>
+              <w:pStyle w:val="Compact"/>
+            </w:pPr>
+            <w:hyperlink r:id="rId11">
+              <w:r>
+                <w:rPr>
+                  <w:rStyle w:val="Hyperlink"/>
+                </w:rPr>
                 <w:t xml:space="preserve">Sets and Functions</w:t>
               </w:r>
             </w:hyperlink>
@@ -1326,7 +1402,7 @@
             <w:pPr>
               <w:pStyle w:val="Compact"/>
             </w:pPr>
-            <w:hyperlink r:id="rId11">
+            <w:hyperlink r:id="rId12">
               <w:r>
                 <w:rPr>
                   <w:rStyle w:val="Hyperlink"/>
@@ -1358,7 +1434,7 @@
             <w:pPr>
               <w:pStyle w:val="Compact"/>
             </w:pPr>
-            <w:hyperlink r:id="rId13">
+            <w:hyperlink r:id="rId14">
               <w:r>
                 <w:rPr>
                   <w:rStyle w:val="Hyperlink"/>
@@ -1390,7 +1466,7 @@
             <w:pPr>
               <w:pStyle w:val="Compact"/>
             </w:pPr>
-            <w:hyperlink r:id="rId14">
+            <w:hyperlink r:id="rId15">
               <w:r>
                 <w:rPr>
                   <w:rStyle w:val="Hyperlink"/>
@@ -1446,7 +1522,7 @@
             <w:pPr>
               <w:pStyle w:val="Compact"/>
             </w:pPr>
-            <w:hyperlink r:id="rId18">
+            <w:hyperlink r:id="rId19">
               <w:r>
                 <w:rPr>
                   <w:rStyle w:val="Hyperlink"/>
@@ -1478,7 +1554,7 @@
             <w:pPr>
               <w:pStyle w:val="Compact"/>
             </w:pPr>
-            <w:hyperlink r:id="rId19">
+            <w:hyperlink r:id="rId20">
               <w:r>
                 <w:rPr>
                   <w:rStyle w:val="Hyperlink"/>
@@ -1510,7 +1586,7 @@
             <w:pPr>
               <w:pStyle w:val="Compact"/>
             </w:pPr>
-            <w:hyperlink r:id="rId20">
+            <w:hyperlink r:id="rId21">
               <w:r>
                 <w:rPr>
                   <w:rStyle w:val="Hyperlink"/>
@@ -1542,7 +1618,7 @@
             <w:pPr>
               <w:pStyle w:val="Compact"/>
             </w:pPr>
-            <w:hyperlink r:id="rId21">
+            <w:hyperlink r:id="rId22">
               <w:r>
                 <w:rPr>
                   <w:rStyle w:val="Hyperlink"/>
@@ -1572,114 +1648,361 @@
       <w:pPr>
         <w:pStyle w:val="BodyText"/>
       </w:pPr>
-      <w:r>
-        <w:rPr>
-          <w:rStyle w:val="VerbatimChar"/>
-        </w:rPr>
-        <w:t xml:space="preserve">_notation.qmd</w:t>
-      </w:r>
-      <w:r>
-        <w:t xml:space="preserve">,</w:t>
-      </w:r>
-      <w:r>
-        <w:t xml:space="preserve"> </w:t>
-      </w:r>
-      <w:r>
-        <w:rPr>
-          <w:rStyle w:val="VerbatimChar"/>
-        </w:rPr>
-        <w:t xml:space="preserve">_sets-functions.qmd</w:t>
-      </w:r>
-      <w:r>
-        <w:t xml:space="preserve">,</w:t>
-      </w:r>
-      <w:r>
-        <w:t xml:space="preserve"> </w:t>
-      </w:r>
-      <w:r>
-        <w:rPr>
-          <w:rStyle w:val="VerbatimChar"/>
-        </w:rPr>
-        <w:t xml:space="preserve">_algebra.qmd</w:t>
-      </w:r>
-      <w:r>
-        <w:t xml:space="preserve">,</w:t>
-      </w:r>
-      <w:r>
-        <w:t xml:space="preserve"> </w:t>
-      </w:r>
-      <w:r>
-        <w:rPr>
-          <w:rStyle w:val="VerbatimChar"/>
-        </w:rPr>
-        <w:t xml:space="preserve">_measures.qmd</w:t>
-      </w:r>
-      <w:r>
-        <w:t xml:space="preserve">, and</w:t>
-      </w:r>
-      <w:r>
-        <w:t xml:space="preserve"> </w:t>
-      </w:r>
-      <w:r>
-        <w:rPr>
-          <w:rStyle w:val="VerbatimChar"/>
-        </w:rPr>
-        <w:t xml:space="preserve">_subfiles/_sec_linear_algebra.qmd</w:t>
-      </w:r>
-      <w:r>
-        <w:t xml:space="preserve"> </w:t>
-      </w:r>
-      <w:r>
-        <w:t xml:space="preserve">include</w:t>
-      </w:r>
-      <w:r>
-        <w:t xml:space="preserve"> </w:t>
-      </w:r>
-      <w:r>
-        <w:rPr>
-          <w:rStyle w:val="VerbatimChar"/>
-        </w:rPr>
-        <w:t xml:space="preserve">latex-macros/macros.qmd</w:t>
-      </w:r>
-      <w:r>
-        <w:t xml:space="preserve"> </w:t>
-      </w:r>
-      <w:r>
-        <w:t xml:space="preserve">themselves;</w:t>
-      </w:r>
-      <w:r>
-        <w:t xml:space="preserve"> </w:t>
-      </w:r>
-      <w:r>
-        <w:t xml:space="preserve">a host page that includes any of the other fragments</w:t>
-      </w:r>
-      <w:r>
-        <w:t xml:space="preserve"> </w:t>
-      </w:r>
-      <w:r>
-        <w:t xml:space="preserve">must include</w:t>
-      </w:r>
-      <w:r>
-        <w:t xml:space="preserve"> </w:t>
-      </w:r>
-      <w:r>
-        <w:rPr>
-          <w:rStyle w:val="VerbatimChar"/>
-        </w:rPr>
-        <w:t xml:space="preserve">latex-macros/macros.qmd</w:t>
-      </w:r>
-      <w:r>
-        <w:t xml:space="preserve"> </w:t>
-      </w:r>
-      <w:r>
-        <w:t xml:space="preserve">first,</w:t>
-      </w:r>
-      <w:r>
-        <w:t xml:space="preserve"> </w:t>
-      </w:r>
-      <w:r>
-        <w:t xml:space="preserve">as the pages of this site do.</w:t>
-      </w:r>
+      <w:del w:id="39" w:author="PR Preview" w:date="2026-01-01T00:00:00Z">
+        <w:r>
+          <w:rPr>
+            <w:rStyle w:val="VerbatimChar"/>
+          </w:rPr>
+          <w:delText xml:space="preserve">_notation.qmd</w:delText>
+        </w:r>
+      </w:del>
+      <w:del w:id="40" w:author="PR Preview" w:date="2026-01-01T00:00:00Z">
+        <w:r>
+          <w:delText xml:space="preserve">,</w:delText>
+        </w:r>
+      </w:del>
+      <w:del w:id="41" w:author="PR Preview" w:date="2026-01-01T00:00:00Z">
+        <w:r>
+          <w:delText xml:space="preserve"> </w:delText>
+        </w:r>
+      </w:del>
+      <w:del w:id="42" w:author="PR Preview" w:date="2026-01-01T00:00:00Z">
+        <w:r>
+          <w:rPr>
+            <w:rStyle w:val="VerbatimChar"/>
+          </w:rPr>
+          <w:delText xml:space="preserve">_sets-functions.qmd</w:delText>
+        </w:r>
+      </w:del>
+      <w:del w:id="43" w:author="PR Preview" w:date="2026-01-01T00:00:00Z">
+        <w:r>
+          <w:delText xml:space="preserve">,</w:delText>
+        </w:r>
+      </w:del>
+      <w:del w:id="44" w:author="PR Preview" w:date="2026-01-01T00:00:00Z">
+        <w:r>
+          <w:delText xml:space="preserve"> </w:delText>
+        </w:r>
+      </w:del>
+      <w:del w:id="45" w:author="PR Preview" w:date="2026-01-01T00:00:00Z">
+        <w:r>
+          <w:rPr>
+            <w:rStyle w:val="VerbatimChar"/>
+          </w:rPr>
+          <w:delText xml:space="preserve">_algebra.qmd</w:delText>
+        </w:r>
+      </w:del>
+      <w:del w:id="46" w:author="PR Preview" w:date="2026-01-01T00:00:00Z">
+        <w:r>
+          <w:delText xml:space="preserve">,</w:delText>
+        </w:r>
+      </w:del>
+      <w:del w:id="47" w:author="PR Preview" w:date="2026-01-01T00:00:00Z">
+        <w:r>
+          <w:delText xml:space="preserve"> </w:delText>
+        </w:r>
+      </w:del>
+      <w:del w:id="48" w:author="PR Preview" w:date="2026-01-01T00:00:00Z">
+        <w:r>
+          <w:rPr>
+            <w:rStyle w:val="VerbatimChar"/>
+          </w:rPr>
+          <w:delText xml:space="preserve">_measures.qmd</w:delText>
+        </w:r>
+      </w:del>
+      <w:del w:id="49" w:author="PR Preview" w:date="2026-01-01T00:00:00Z">
+        <w:r>
+          <w:delText xml:space="preserve">, and</w:delText>
+        </w:r>
+      </w:del>
+      <w:del w:id="50" w:author="PR Preview" w:date="2026-01-01T00:00:00Z">
+        <w:r>
+          <w:delText xml:space="preserve"> </w:delText>
+        </w:r>
+      </w:del>
+      <w:del w:id="51" w:author="PR Preview" w:date="2026-01-01T00:00:00Z">
+        <w:r>
+          <w:rPr>
+            <w:rStyle w:val="VerbatimChar"/>
+          </w:rPr>
+          <w:delText xml:space="preserve">_subfiles/_sec_linear_algebra.qmd</w:delText>
+        </w:r>
+      </w:del>
+      <w:del w:id="52" w:author="PR Preview" w:date="2026-01-01T00:00:00Z">
+        <w:r>
+          <w:delText xml:space="preserve"> </w:delText>
+        </w:r>
+      </w:del>
+      <w:del w:id="53" w:author="PR Preview" w:date="2026-01-01T00:00:00Z">
+        <w:r>
+          <w:delText xml:space="preserve">include</w:delText>
+        </w:r>
+      </w:del>
+      <w:del w:id="54" w:author="PR Preview" w:date="2026-01-01T00:00:00Z">
+        <w:r>
+          <w:delText xml:space="preserve"> </w:delText>
+        </w:r>
+      </w:del>
+      <w:del w:id="55" w:author="PR Preview" w:date="2026-01-01T00:00:00Z">
+        <w:r>
+          <w:rPr>
+            <w:rStyle w:val="VerbatimChar"/>
+          </w:rPr>
+          <w:delText xml:space="preserve">latex-macros/macros.qmd</w:delText>
+        </w:r>
+      </w:del>
+      <w:del w:id="56" w:author="PR Preview" w:date="2026-01-01T00:00:00Z">
+        <w:r>
+          <w:delText xml:space="preserve"> </w:delText>
+        </w:r>
+      </w:del>
+      <w:del w:id="57" w:author="PR Preview" w:date="2026-01-01T00:00:00Z">
+        <w:r>
+          <w:delText xml:space="preserve">themselves;</w:delText>
+        </w:r>
+      </w:del>
+      <w:del w:id="58" w:author="PR Preview" w:date="2026-01-01T00:00:00Z">
+        <w:r>
+          <w:delText xml:space="preserve"> </w:delText>
+        </w:r>
+      </w:del>
+      <w:del w:id="59" w:author="PR Preview" w:date="2026-01-01T00:00:00Z">
+        <w:r>
+          <w:delText xml:space="preserve">a host page that includes any of the other fragments</w:delText>
+        </w:r>
+      </w:del>
+      <w:del w:id="60" w:author="PR Preview" w:date="2026-01-01T00:00:00Z">
+        <w:r>
+          <w:delText xml:space="preserve"> </w:delText>
+        </w:r>
+      </w:del>
+      <w:del w:id="61" w:author="PR Preview" w:date="2026-01-01T00:00:00Z">
+        <w:r>
+          <w:delText xml:space="preserve">must include</w:delText>
+        </w:r>
+      </w:del>
+      <w:del w:id="62" w:author="PR Preview" w:date="2026-01-01T00:00:00Z">
+        <w:r>
+          <w:delText xml:space="preserve"> </w:delText>
+        </w:r>
+      </w:del>
+      <w:del w:id="63" w:author="PR Preview" w:date="2026-01-01T00:00:00Z">
+        <w:r>
+          <w:rPr>
+            <w:rStyle w:val="VerbatimChar"/>
+          </w:rPr>
+          <w:delText xml:space="preserve">latex-macros/macros.qmd</w:delText>
+        </w:r>
+      </w:del>
+      <w:del w:id="64" w:author="PR Preview" w:date="2026-01-01T00:00:00Z">
+        <w:r>
+          <w:delText xml:space="preserve"> </w:delText>
+        </w:r>
+      </w:del>
+      <w:del w:id="65" w:author="PR Preview" w:date="2026-01-01T00:00:00Z">
+        <w:r>
+          <w:delText xml:space="preserve">first,</w:delText>
+        </w:r>
+      </w:del>
+      <w:del w:id="66" w:author="PR Preview" w:date="2026-01-01T00:00:00Z">
+        <w:r>
+          <w:delText xml:space="preserve"> </w:delText>
+        </w:r>
+      </w:del>
+      <w:del w:id="67" w:author="PR Preview" w:date="2026-01-01T00:00:00Z">
+        <w:r>
+          <w:delText xml:space="preserve">as the pages of this site do.</w:delText>
+        </w:r>
+      </w:del>
+    </w:p>
+    <w:p>
+      <w:pPr>
+        <w:pStyle w:val="BodyText"/>
+      </w:pPr>
+      <w:ins w:id="68" w:author="PR Preview" w:date="2026-01-01T00:00:00Z">
+        <w:r>
+          <w:rPr>
+            <w:rStyle w:val="VerbatimChar"/>
+          </w:rPr>
+          <w:t xml:space="preserve">_notation.qmd</w:t>
+        </w:r>
+      </w:ins>
+      <w:ins w:id="69" w:author="PR Preview" w:date="2026-01-01T00:00:00Z">
+        <w:r>
+          <w:t xml:space="preserve">,</w:t>
+        </w:r>
+      </w:ins>
+      <w:ins w:id="70" w:author="PR Preview" w:date="2026-01-01T00:00:00Z">
+        <w:r>
+          <w:t xml:space="preserve"> </w:t>
+        </w:r>
+      </w:ins>
+      <w:ins w:id="71" w:author="PR Preview" w:date="2026-01-01T00:00:00Z">
+        <w:r>
+          <w:rPr>
+            <w:rStyle w:val="VerbatimChar"/>
+          </w:rPr>
+          <w:t xml:space="preserve">_number-systems.qmd</w:t>
+        </w:r>
+      </w:ins>
+      <w:ins w:id="72" w:author="PR Preview" w:date="2026-01-01T00:00:00Z">
+        <w:r>
+          <w:t xml:space="preserve">,</w:t>
+        </w:r>
+      </w:ins>
+      <w:ins w:id="73" w:author="PR Preview" w:date="2026-01-01T00:00:00Z">
+        <w:r>
+          <w:t xml:space="preserve"> </w:t>
+        </w:r>
+      </w:ins>
+      <w:ins w:id="74" w:author="PR Preview" w:date="2026-01-01T00:00:00Z">
+        <w:r>
+          <w:rPr>
+            <w:rStyle w:val="VerbatimChar"/>
+          </w:rPr>
+          <w:t xml:space="preserve">_sets-functions.qmd</w:t>
+        </w:r>
+      </w:ins>
+      <w:ins w:id="75" w:author="PR Preview" w:date="2026-01-01T00:00:00Z">
+        <w:r>
+          <w:t xml:space="preserve">,</w:t>
+        </w:r>
+      </w:ins>
+      <w:ins w:id="76" w:author="PR Preview" w:date="2026-01-01T00:00:00Z">
+        <w:r>
+          <w:t xml:space="preserve"> </w:t>
+        </w:r>
+      </w:ins>
+      <w:ins w:id="77" w:author="PR Preview" w:date="2026-01-01T00:00:00Z">
+        <w:r>
+          <w:rPr>
+            <w:rStyle w:val="VerbatimChar"/>
+          </w:rPr>
+          <w:t xml:space="preserve">_algebra.qmd</w:t>
+        </w:r>
+      </w:ins>
+      <w:ins w:id="78" w:author="PR Preview" w:date="2026-01-01T00:00:00Z">
+        <w:r>
+          <w:t xml:space="preserve">,</w:t>
+        </w:r>
+      </w:ins>
+      <w:ins w:id="79" w:author="PR Preview" w:date="2026-01-01T00:00:00Z">
+        <w:r>
+          <w:t xml:space="preserve"> </w:t>
+        </w:r>
+      </w:ins>
+      <w:ins w:id="80" w:author="PR Preview" w:date="2026-01-01T00:00:00Z">
+        <w:r>
+          <w:rPr>
+            <w:rStyle w:val="VerbatimChar"/>
+          </w:rPr>
+          <w:t xml:space="preserve">_measures.qmd</w:t>
+        </w:r>
+      </w:ins>
+      <w:ins w:id="81" w:author="PR Preview" w:date="2026-01-01T00:00:00Z">
+        <w:r>
+          <w:t xml:space="preserve">, and</w:t>
+        </w:r>
+      </w:ins>
+      <w:ins w:id="82" w:author="PR Preview" w:date="2026-01-01T00:00:00Z">
+        <w:r>
+          <w:t xml:space="preserve"> </w:t>
+        </w:r>
+      </w:ins>
+      <w:ins w:id="83" w:author="PR Preview" w:date="2026-01-01T00:00:00Z">
+        <w:r>
+          <w:rPr>
+            <w:rStyle w:val="VerbatimChar"/>
+          </w:rPr>
+          <w:t xml:space="preserve">_subfiles/_sec_linear_algebra.qmd</w:t>
+        </w:r>
+      </w:ins>
+      <w:ins w:id="84" w:author="PR Preview" w:date="2026-01-01T00:00:00Z">
+        <w:r>
+          <w:t xml:space="preserve"> </w:t>
+        </w:r>
+      </w:ins>
+      <w:ins w:id="85" w:author="PR Preview" w:date="2026-01-01T00:00:00Z">
+        <w:r>
+          <w:t xml:space="preserve">include</w:t>
+        </w:r>
+      </w:ins>
+      <w:ins w:id="86" w:author="PR Preview" w:date="2026-01-01T00:00:00Z">
+        <w:r>
+          <w:t xml:space="preserve"> </w:t>
+        </w:r>
+      </w:ins>
+      <w:ins w:id="87" w:author="PR Preview" w:date="2026-01-01T00:00:00Z">
+        <w:r>
+          <w:rPr>
+            <w:rStyle w:val="VerbatimChar"/>
+          </w:rPr>
+          <w:t xml:space="preserve">latex-macros/macros.qmd</w:t>
+        </w:r>
+      </w:ins>
+      <w:ins w:id="88" w:author="PR Preview" w:date="2026-01-01T00:00:00Z">
+        <w:r>
+          <w:t xml:space="preserve"> </w:t>
+        </w:r>
+      </w:ins>
+      <w:ins w:id="89" w:author="PR Preview" w:date="2026-01-01T00:00:00Z">
+        <w:r>
+          <w:t xml:space="preserve">themselves;</w:t>
+        </w:r>
+      </w:ins>
+      <w:ins w:id="90" w:author="PR Preview" w:date="2026-01-01T00:00:00Z">
+        <w:r>
+          <w:t xml:space="preserve"> </w:t>
+        </w:r>
+      </w:ins>
+      <w:ins w:id="91" w:author="PR Preview" w:date="2026-01-01T00:00:00Z">
+        <w:r>
+          <w:t xml:space="preserve">a host page that includes any of the other fragments</w:t>
+        </w:r>
+      </w:ins>
+      <w:ins w:id="92" w:author="PR Preview" w:date="2026-01-01T00:00:00Z">
+        <w:r>
+          <w:t xml:space="preserve"> </w:t>
+        </w:r>
+      </w:ins>
+      <w:ins w:id="93" w:author="PR Preview" w:date="2026-01-01T00:00:00Z">
+        <w:r>
+          <w:t xml:space="preserve">must include</w:t>
+        </w:r>
+      </w:ins>
+      <w:ins w:id="94" w:author="PR Preview" w:date="2026-01-01T00:00:00Z">
+        <w:r>
+          <w:t xml:space="preserve"> </w:t>
+        </w:r>
+      </w:ins>
+      <w:ins w:id="95" w:author="PR Preview" w:date="2026-01-01T00:00:00Z">
+        <w:r>
+          <w:rPr>
+            <w:rStyle w:val="VerbatimChar"/>
+          </w:rPr>
+          <w:t xml:space="preserve">latex-macros/macros.qmd</w:t>
+        </w:r>
+      </w:ins>
+      <w:ins w:id="96" w:author="PR Preview" w:date="2026-01-01T00:00:00Z">
+        <w:r>
+          <w:t xml:space="preserve"> </w:t>
+        </w:r>
+      </w:ins>
+      <w:ins w:id="97" w:author="PR Preview" w:date="2026-01-01T00:00:00Z">
+        <w:r>
+          <w:t xml:space="preserve">first,</w:t>
+        </w:r>
+      </w:ins>
+      <w:ins w:id="98" w:author="PR Preview" w:date="2026-01-01T00:00:00Z">
+        <w:r>
+          <w:t xml:space="preserve"> </w:t>
+        </w:r>
+      </w:ins>
+      <w:ins w:id="99" w:author="PR Preview" w:date="2026-01-01T00:00:00Z">
+        <w:r>
+          <w:t xml:space="preserve">as the pages of this site do.</w:t>
+        </w:r>
+      </w:ins>
     </w:p>
     <w:p>
       <w:pPr>
@@ -1728,8 +2051,8 @@
         <w:t xml:space="preserve">.</w:t>
       </w:r>
     </w:p>
-    <w:bookmarkEnd w:id="34"/>
-    <w:bookmarkStart w:id="38" w:name="references"/>
+    <w:bookmarkEnd w:id="35"/>
+    <w:bookmarkStart w:id="39" w:name="references"/>
     <w:p>
       <w:pPr>
         <w:pStyle w:val="Heading2"/>
@@ -1738,8 +2061,8 @@
         <w:t xml:space="preserve">References</w:t>
       </w:r>
     </w:p>
-    <w:bookmarkStart w:id="37" w:name="refs"/>
-    <w:bookmarkStart w:id="36" w:name="ref-cheng2025math"/>
+    <w:bookmarkStart w:id="38" w:name="refs"/>
+    <w:bookmarkStart w:id="37" w:name="ref-cheng2025math"/>
     <w:p>
       <w:pPr>
         <w:pStyle w:val="Bibliography"/>
@@ -1781,7 +2104,7 @@
       <w:r>
         <w:t xml:space="preserve"> </w:t>
       </w:r>
-      <w:hyperlink r:id="rId35">
+      <w:hyperlink r:id="rId36">
         <w:r>
           <w:rPr>
             <w:rStyle w:val="Hyperlink"/>
@@ -1793,9 +2116,9 @@
         <w:t xml:space="preserve">.</w:t>
       </w:r>
     </w:p>
-    <w:bookmarkEnd w:id="36"/>
     <w:bookmarkEnd w:id="37"/>
     <w:bookmarkEnd w:id="38"/>
+    <w:bookmarkEnd w:id="39"/>
     <w:sectPr>
       <w:footnotePr>
         <w:numRestart w:val="eachSect"/>
